--- a/testakten/schwerbehindertenrecht-autismus-adhs-arbeitsleben-wuppertal/06_widerspruch_entwurf.docx
+++ b/testakten/schwerbehindertenrecht-autismus-adhs-arbeitsleben-wuppertal/06_widerspruch_entwurf.docx
@@ -70,7 +70,27 @@
         <w:t>Bericht Autismusambulanz, psychiatrischer Befund, BEM-Unterlagen, Fehlzeitenübersicht, Reizprotokoll, Stellungnahme einer Vertrauensperson. Ergänzend wird eine versorgungsmedizinische Begutachtung angeregt, die nicht nur Gesprächsfähigkeit im Termin bewertet.</w:t>
       </w:r>
     </w:p>
+    <w:p>
+      <w:pPr>
+        <w:pStyle w:val="Heading2"/>
+      </w:pPr>
+      <w:r>
+        <w:t>Tatsachen- und Belegbezug des Widerspruchs</w:t>
+      </w:r>
+    </w:p>
+    <w:p>
+      <w:r>
+        <w:t>Der Entwurf ordnet jede geltend gemachte Einschränkung einem Beleg zu: Reizüberlastungen dem Arbeitgeberprotokoll, soziale und kommunikative Einschränkungen dem Ambulanzbericht, depressive Episoden dem Befund von Dr. Reinsch und Migränetage dem Behandlungskalender. Die fortbestehende Beschäftigung wird nicht bestritten, sondern mit den bereits erforderlichen Anpassungen und Ausfalltagen beschrieben.</w:t>
+      </w:r>
+    </w:p>
+    <w:p>
+      <w:r>
+        <w:t>Beantragt wird Akteneinsicht in die vollständige versorgungsärztliche Bewertung und eine erneute Gesamtwürdigung. Die einzelnen Werte werden nicht addiert. Offen bleibt, ob weitere Berichte der behandelnden Psychotherapeutin benötigt werden; eine Schweigepflichtentbindung liegt vorbereitet, aber noch nicht unterzeichnet vor.</w:t>
+      </w:r>
+    </w:p>
     <w:sectPr>
+      <w:headerReference w:type="default" r:id="rId9"/>
+      <w:footerReference w:type="default" r:id="rId10"/>
       <w:pgSz w:w="11906" w:h="16838"/>
       <w:pgMar w:top="1417" w:right="1417" w:bottom="1417" w:left="1417" w:header="720" w:footer="720" w:gutter="0"/>
       <w:cols w:space="720"/>
@@ -78,6 +98,44 @@
     </w:sectPr>
   </w:body>
 </w:document>
+</file>
+
+<file path=word/footer1.xml><?xml version="1.0" encoding="utf-8"?>
+<w:ftr xmlns:m="http://schemas.openxmlformats.org/officeDocument/2006/math" xmlns:mc="http://schemas.openxmlformats.org/markup-compatibility/2006" xmlns:mo="http://schemas.microsoft.com/office/mac/office/2008/main" xmlns:mv="urn:schemas-microsoft-com:mac:vml" xmlns:o="urn:schemas-microsoft-com:office:office" xmlns:r="http://schemas.openxmlformats.org/officeDocument/2006/relationships" xmlns:v="urn:schemas-microsoft-com:vml" xmlns:w10="urn:schemas-microsoft-com:office:word" xmlns:w14="http://schemas.microsoft.com/office/word/2010/wordml" xmlns:w="http://schemas.openxmlformats.org/wordprocessingml/2006/main" xmlns:wne="http://schemas.microsoft.com/office/word/2006/wordml" xmlns:wp14="http://schemas.microsoft.com/office/word/2010/wordprocessingDrawing" xmlns:wp="http://schemas.openxmlformats.org/drawingml/2006/wordprocessingDrawing" xmlns:wpc="http://schemas.microsoft.com/office/word/2010/wordprocessingCanvas" xmlns:wpg="http://schemas.microsoft.com/office/word/2010/wordprocessingGroup" xmlns:wpi="http://schemas.microsoft.com/office/word/2010/wordprocessingInk" xmlns:wps="http://schemas.microsoft.com/office/word/2010/wordprocessingShape" mc:Ignorable="w14 wp14">
+  <w:p>
+    <w:pPr>
+      <w:pStyle w:val="Footer"/>
+      <w:jc w:val="center"/>
+    </w:pPr>
+    <w:r>
+      <w:rPr>
+        <w:rFonts w:ascii="Arial" w:hAnsi="Arial"/>
+        <w:color w:val="6E6E6E"/>
+        <w:sz w:val="16"/>
+      </w:rPr>
+      <w:t>Aktenstück 06_widerspruch_entwurf.docx · Arbeitsstand</w:t>
+    </w:r>
+  </w:p>
+</w:ftr>
+</file>
+
+<file path=word/header1.xml><?xml version="1.0" encoding="utf-8"?>
+<w:hdr xmlns:m="http://schemas.openxmlformats.org/officeDocument/2006/math" xmlns:mc="http://schemas.openxmlformats.org/markup-compatibility/2006" xmlns:mo="http://schemas.microsoft.com/office/mac/office/2008/main" xmlns:mv="urn:schemas-microsoft-com:mac:vml" xmlns:o="urn:schemas-microsoft-com:office:office" xmlns:r="http://schemas.openxmlformats.org/officeDocument/2006/relationships" xmlns:v="urn:schemas-microsoft-com:vml" xmlns:w10="urn:schemas-microsoft-com:office:word" xmlns:w14="http://schemas.microsoft.com/office/word/2010/wordml" xmlns:w="http://schemas.openxmlformats.org/wordprocessingml/2006/main" xmlns:wne="http://schemas.microsoft.com/office/word/2006/wordml" xmlns:wp14="http://schemas.microsoft.com/office/word/2010/wordprocessingDrawing" xmlns:wp="http://schemas.openxmlformats.org/drawingml/2006/wordprocessingDrawing" xmlns:wpc="http://schemas.microsoft.com/office/word/2010/wordprocessingCanvas" xmlns:wpg="http://schemas.microsoft.com/office/word/2010/wordprocessingGroup" xmlns:wpi="http://schemas.microsoft.com/office/word/2010/wordprocessingInk" xmlns:wps="http://schemas.microsoft.com/office/word/2010/wordprocessingShape" mc:Ignorable="w14 wp14">
+  <w:p>
+    <w:pPr>
+      <w:pStyle w:val="Header"/>
+      <w:jc w:val="right"/>
+    </w:pPr>
+    <w:r>
+      <w:rPr>
+        <w:rFonts w:ascii="Arial" w:hAnsi="Arial"/>
+        <w:color w:val="535E67"/>
+        <w:sz w:val="16"/>
+      </w:rPr>
+      <w:t>Widerspruch Arendt · Entwurf 29. Juni 2026</w:t>
+    </w:r>
+  </w:p>
+</w:hdr>
 </file>
 
 <file path=word/numbering.xml><?xml version="1.0" encoding="utf-8"?>
@@ -443,9 +501,12 @@
     <w:name w:val="Normal"/>
     <w:qFormat/>
     <w:rsid w:val="00FC693F"/>
+    <w:pPr>
+      <w:spacing w:after="120"/>
+    </w:pPr>
     <w:rPr>
-      <w:rFonts w:ascii="Times New Roman" w:hAnsi="Times New Roman"/>
-      <w:sz w:val="22"/>
+      <w:rFonts w:ascii="Arial" w:hAnsi="Arial"/>
+      <w:sz w:val="21"/>
     </w:rPr>
   </w:style>
   <w:style w:type="paragraph" w:styleId="Header">
@@ -507,9 +568,10 @@
       <w:outlineLvl w:val="0"/>
     </w:pPr>
     <w:rPr>
-      <w:rFonts w:asciiTheme="majorHAnsi" w:eastAsiaTheme="majorEastAsia" w:hAnsiTheme="majorHAnsi" w:cstheme="majorBidi" w:ascii="Times New Roman" w:hAnsi="Times New Roman"/>
+      <w:rFonts w:asciiTheme="majorHAnsi" w:eastAsiaTheme="majorEastAsia" w:hAnsiTheme="majorHAnsi" w:cstheme="majorBidi" w:ascii="Arial" w:hAnsi="Arial"/>
       <w:b/>
       <w:bCs/>
+      <w:color w:val="24364B"/>
       <w:sz w:val="28"/>
       <w:szCs w:val="28"/>
     </w:rPr>
@@ -530,9 +592,10 @@
       <w:outlineLvl w:val="1"/>
     </w:pPr>
     <w:rPr>
-      <w:rFonts w:asciiTheme="majorHAnsi" w:eastAsiaTheme="majorEastAsia" w:hAnsiTheme="majorHAnsi" w:cstheme="majorBidi" w:ascii="Times New Roman" w:hAnsi="Times New Roman"/>
+      <w:rFonts w:asciiTheme="majorHAnsi" w:eastAsiaTheme="majorEastAsia" w:hAnsiTheme="majorHAnsi" w:cstheme="majorBidi" w:ascii="Arial" w:hAnsi="Arial"/>
       <w:b/>
       <w:bCs/>
+      <w:color w:val="24364B"/>
       <w:sz w:val="24"/>
       <w:szCs w:val="26"/>
     </w:rPr>
@@ -794,8 +857,8 @@
       <w:contextualSpacing/>
     </w:pPr>
     <w:rPr>
-      <w:rFonts w:asciiTheme="majorHAnsi" w:eastAsiaTheme="majorEastAsia" w:hAnsiTheme="majorHAnsi" w:cstheme="majorBidi"/>
-      <w:color w:val="17365D" w:themeColor="text2" w:themeShade="BF"/>
+      <w:rFonts w:asciiTheme="majorHAnsi" w:eastAsiaTheme="majorEastAsia" w:hAnsiTheme="majorHAnsi" w:cstheme="majorBidi" w:ascii="Arial" w:hAnsi="Arial"/>
+      <w:color w:val="24364B"/>
       <w:spacing w:val="5"/>
       <w:kern w:val="28"/>
       <w:sz w:val="52"/>
